--- a/templates/1-PLANIFICACIÓN CURRICULAR ANUAL.docx
+++ b/templates/1-PLANIFICACIÓN CURRICULAR ANUAL.docx
@@ -614,7 +614,6 @@
               </w:rPr>
               <w:t>{{</w:t>
             </w:r>
-            <w:proofErr w:type="spellStart"/>
             <w:r>
               <w:rPr>
                 <w:rFonts w:ascii="Arial Nova Cond" w:hAnsi="Arial Nova Cond" w:cs="Times New Roman"/>
@@ -623,7 +622,6 @@
               </w:rPr>
               <w:t>dre</w:t>
             </w:r>
-            <w:proofErr w:type="spellEnd"/>
             <w:r>
               <w:rPr>
                 <w:rFonts w:ascii="Arial Nova Cond" w:hAnsi="Arial Nova Cond" w:cs="Times New Roman"/>
@@ -695,7 +693,6 @@
               </w:rPr>
               <w:t>{{</w:t>
             </w:r>
-            <w:proofErr w:type="spellStart"/>
             <w:r>
               <w:rPr>
                 <w:rFonts w:ascii="Arial Nova Cond" w:hAnsi="Arial Nova Cond" w:cs="Times New Roman"/>
@@ -704,7 +701,6 @@
               </w:rPr>
               <w:t>area</w:t>
             </w:r>
-            <w:proofErr w:type="spellEnd"/>
             <w:r>
               <w:rPr>
                 <w:rFonts w:ascii="Arial Nova Cond" w:hAnsi="Arial Nova Cond" w:cs="Times New Roman"/>
@@ -834,7 +830,6 @@
               </w:rPr>
               <w:t>{{</w:t>
             </w:r>
-            <w:proofErr w:type="spellStart"/>
             <w:r>
               <w:rPr>
                 <w:rFonts w:ascii="Arial Nova Cond" w:hAnsi="Arial Nova Cond" w:cs="Times New Roman"/>
@@ -843,7 +838,6 @@
               </w:rPr>
               <w:t>ugel</w:t>
             </w:r>
-            <w:proofErr w:type="spellEnd"/>
             <w:r>
               <w:rPr>
                 <w:rFonts w:ascii="Arial Nova Cond" w:hAnsi="Arial Nova Cond" w:cs="Times New Roman"/>
@@ -875,7 +869,6 @@
               </w:rPr>
               <w:t>{{</w:t>
             </w:r>
-            <w:proofErr w:type="spellStart"/>
             <w:r>
               <w:rPr>
                 <w:rFonts w:ascii="Arial Nova Cond" w:hAnsi="Arial Nova Cond" w:cs="Times New Roman"/>
@@ -884,7 +877,6 @@
               </w:rPr>
               <w:t>cordinador</w:t>
             </w:r>
-            <w:proofErr w:type="spellEnd"/>
             <w:r>
               <w:rPr>
                 <w:rFonts w:ascii="Arial Nova Cond" w:hAnsi="Arial Nova Cond" w:cs="Times New Roman"/>
@@ -1058,7 +1050,6 @@
               </w:rPr>
               <w:t>{{</w:t>
             </w:r>
-            <w:proofErr w:type="spellStart"/>
             <w:r>
               <w:rPr>
                 <w:rFonts w:ascii="Arial Nova Cond" w:hAnsi="Arial Nova Cond" w:cs="Times New Roman"/>
@@ -1067,7 +1058,6 @@
               </w:rPr>
               <w:t>institucioneducativa</w:t>
             </w:r>
-            <w:proofErr w:type="spellEnd"/>
             <w:r>
               <w:rPr>
                 <w:rFonts w:ascii="Arial Nova Cond" w:hAnsi="Arial Nova Cond" w:cs="Times New Roman"/>
@@ -1599,23 +1589,7 @@
                 <w:rFonts w:ascii="Arial Nova Cond" w:hAnsi="Arial Nova Cond" w:cs="Times New Roman"/>
                 <w:color w:val="000000" w:themeColor="text1"/>
               </w:rPr>
-              <w:t xml:space="preserve">Enfatiza lo sociocultural porque estos usos y prácticas del lenguaje se sitúan en contextos sociales y culturales específicos. Los lenguajes orales y escritos adoptan características propias en cada uno de esos contextos y generan identidades individuales y colectivas. Por ello, se debe tomar en cuenta cómo se usa el lenguaje en las diversas culturas según su momento histórico y sus características socioculturales, sobre todo en un país como el nuestro </w:t>
-            </w:r>
-            <w:proofErr w:type="gramStart"/>
-            <w:r>
-              <w:rPr>
-                <w:rFonts w:ascii="Arial Nova Cond" w:hAnsi="Arial Nova Cond" w:cs="Times New Roman"/>
-                <w:color w:val="000000" w:themeColor="text1"/>
-              </w:rPr>
-              <w:t>donde</w:t>
-            </w:r>
-            <w:proofErr w:type="gramEnd"/>
-            <w:r>
-              <w:rPr>
-                <w:rFonts w:ascii="Arial Nova Cond" w:hAnsi="Arial Nova Cond" w:cs="Times New Roman"/>
-                <w:color w:val="000000" w:themeColor="text1"/>
-              </w:rPr>
-              <w:t xml:space="preserve"> se hablan 47 lenguas originarias, además del castellano.</w:t>
+              <w:t>Enfatiza lo sociocultural porque estos usos y prácticas del lenguaje se sitúan en contextos sociales y culturales específicos. Los lenguajes orales y escritos adoptan características propias en cada uno de esos contextos y generan identidades individuales y colectivas. Por ello, se debe tomar en cuenta cómo se usa el lenguaje en las diversas culturas según su momento histórico y sus características socioculturales, sobre todo en un país como el nuestro donde se hablan 47 lenguas originarias, además del castellano.</w:t>
             </w:r>
           </w:p>
           <w:p>
@@ -6393,25 +6367,14 @@
                 <w:color w:val="000000" w:themeColor="text1"/>
               </w:rPr>
             </w:pPr>
-            <w:proofErr w:type="spellStart"/>
-            <w:r>
-              <w:rPr>
-                <w:rFonts w:ascii="Arial Nova Cond" w:hAnsi="Arial Nova Cond" w:cs="Times New Roman"/>
-                <w:b/>
-                <w:bCs/>
-                <w:color w:val="000000" w:themeColor="text1"/>
-              </w:rPr>
-              <w:t>N°</w:t>
-            </w:r>
-            <w:proofErr w:type="spellEnd"/>
-            <w:r>
-              <w:rPr>
-                <w:rFonts w:ascii="Arial Nova Cond" w:hAnsi="Arial Nova Cond" w:cs="Times New Roman"/>
-                <w:b/>
-                <w:bCs/>
-                <w:color w:val="000000" w:themeColor="text1"/>
-              </w:rPr>
-              <w:t xml:space="preserve"> DE SEMANAS LECTIVAS</w:t>
+            <w:r>
+              <w:rPr>
+                <w:rFonts w:ascii="Arial Nova Cond" w:hAnsi="Arial Nova Cond" w:cs="Times New Roman"/>
+                <w:b/>
+                <w:bCs/>
+                <w:color w:val="000000" w:themeColor="text1"/>
+              </w:rPr>
+              <w:t>N° DE SEMANAS LECTIVAS</w:t>
             </w:r>
           </w:p>
         </w:tc>
@@ -6433,25 +6396,14 @@
                 <w:color w:val="000000" w:themeColor="text1"/>
               </w:rPr>
             </w:pPr>
-            <w:proofErr w:type="spellStart"/>
-            <w:r>
-              <w:rPr>
-                <w:rFonts w:ascii="Arial Nova Cond" w:hAnsi="Arial Nova Cond" w:cs="Times New Roman"/>
-                <w:b/>
-                <w:bCs/>
-                <w:color w:val="000000" w:themeColor="text1"/>
-              </w:rPr>
-              <w:t>N°</w:t>
-            </w:r>
-            <w:proofErr w:type="spellEnd"/>
-            <w:r>
-              <w:rPr>
-                <w:rFonts w:ascii="Arial Nova Cond" w:hAnsi="Arial Nova Cond" w:cs="Times New Roman"/>
-                <w:b/>
-                <w:bCs/>
-                <w:color w:val="000000" w:themeColor="text1"/>
-              </w:rPr>
-              <w:t xml:space="preserve"> UNIDADES</w:t>
+            <w:r>
+              <w:rPr>
+                <w:rFonts w:ascii="Arial Nova Cond" w:hAnsi="Arial Nova Cond" w:cs="Times New Roman"/>
+                <w:b/>
+                <w:bCs/>
+                <w:color w:val="000000" w:themeColor="text1"/>
+              </w:rPr>
+              <w:t>N° UNIDADES</w:t>
             </w:r>
           </w:p>
         </w:tc>
@@ -12460,7 +12412,7 @@
     <w:tbl>
       <w:tblPr>
         <w:tblStyle w:val="TableGrid"/>
-        <w:tblW w:w="15874" w:type="dxa"/>
+        <w:tblW w:w="13933" w:type="dxa"/>
         <w:jc w:val="center"/>
         <w:tblBorders>
           <w:top w:val="double" w:sz="4" w:space="0" w:color="47D459" w:themeColor="accent3" w:themeTint="99"/>
@@ -12479,7 +12431,6 @@
         <w:gridCol w:w="1533"/>
         <w:gridCol w:w="5785"/>
         <w:gridCol w:w="1890"/>
-        <w:gridCol w:w="1941"/>
         <w:gridCol w:w="1533"/>
         <w:gridCol w:w="1255"/>
       </w:tblGrid>
@@ -12710,65 +12661,6 @@
         </w:tc>
         <w:tc>
           <w:tcPr>
-            <w:tcW w:w="1941" w:type="dxa"/>
-            <w:shd w:val="clear" w:color="auto" w:fill="C1F0C7" w:themeFill="accent3" w:themeFillTint="33"/>
-            <w:vAlign w:val="center"/>
-          </w:tcPr>
-          <w:p>
-            <w:pPr>
-              <w:pStyle w:val="ListParagraph"/>
-              <w:ind w:left="0"/>
-              <w:jc w:val="center"/>
-              <w:rPr>
-                <w:rFonts w:ascii="Arial Nova Cond" w:hAnsi="Arial Nova Cond" w:cs="Times New Roman"/>
-                <w:b/>
-                <w:bCs/>
-                <w:color w:val="000000" w:themeColor="text1"/>
-                <w:sz w:val="20"/>
-                <w:szCs w:val="20"/>
-              </w:rPr>
-            </w:pPr>
-            <w:r>
-              <w:rPr>
-                <w:rFonts w:ascii="Arial Nova Cond" w:hAnsi="Arial Nova Cond" w:cs="Times New Roman"/>
-                <w:b/>
-                <w:bCs/>
-                <w:color w:val="000000" w:themeColor="text1"/>
-                <w:sz w:val="20"/>
-                <w:szCs w:val="20"/>
-              </w:rPr>
-              <w:t>CONOCIMIENTO</w:t>
-            </w:r>
-          </w:p>
-          <w:p>
-            <w:pPr>
-              <w:pStyle w:val="ListParagraph"/>
-              <w:ind w:left="0"/>
-              <w:jc w:val="center"/>
-              <w:rPr>
-                <w:rFonts w:ascii="Arial Nova Cond" w:hAnsi="Arial Nova Cond" w:cs="Times New Roman"/>
-                <w:b/>
-                <w:bCs/>
-                <w:color w:val="000000" w:themeColor="text1"/>
-                <w:sz w:val="20"/>
-                <w:szCs w:val="20"/>
-              </w:rPr>
-            </w:pPr>
-            <w:r>
-              <w:rPr>
-                <w:rFonts w:ascii="Arial Nova Cond" w:hAnsi="Arial Nova Cond" w:cs="Times New Roman"/>
-                <w:b/>
-                <w:bCs/>
-                <w:color w:val="000000" w:themeColor="text1"/>
-                <w:sz w:val="20"/>
-                <w:szCs w:val="20"/>
-              </w:rPr>
-              <w:t xml:space="preserve">(Campo temático) </w:t>
-            </w:r>
-          </w:p>
-        </w:tc>
-        <w:tc>
-          <w:tcPr>
             <w:tcW w:w="1533" w:type="dxa"/>
             <w:shd w:val="clear" w:color="auto" w:fill="C1F0C7" w:themeFill="accent3" w:themeFillTint="33"/>
             <w:vAlign w:val="center"/>
@@ -12947,25 +12839,7 @@
                 <w:szCs w:val="20"/>
                 <w:lang w:val="es-ES_tradnl"/>
               </w:rPr>
-              <w:t>{{problema</w:t>
-            </w:r>
-            <w:r>
-              <w:rPr>
-                <w:rFonts w:ascii="Arial Nova Cond" w:eastAsia="Calibri" w:hAnsi="Arial Nova Cond" w:cs="Times New Roman"/>
-                <w:sz w:val="20"/>
-                <w:szCs w:val="20"/>
-                <w:lang w:val="es-ES_tradnl"/>
-              </w:rPr>
-              <w:t>potencialidad</w:t>
-            </w:r>
-            <w:r>
-              <w:rPr>
-                <w:rFonts w:ascii="Arial Nova Cond" w:eastAsia="Calibri" w:hAnsi="Arial Nova Cond" w:cs="Times New Roman"/>
-                <w:sz w:val="20"/>
-                <w:szCs w:val="20"/>
-                <w:lang w:val="es-ES_tradnl"/>
-              </w:rPr>
-              <w:t>0}}</w:t>
+              <w:t>{{problemapotencialidad0}}</w:t>
             </w:r>
           </w:p>
         </w:tc>
@@ -13032,58 +12906,7 @@
                 <w:sz w:val="20"/>
                 <w:szCs w:val="20"/>
               </w:rPr>
-              <w:t>{{titulo</w:t>
-            </w:r>
-            <w:r>
-              <w:rPr>
-                <w:rFonts w:ascii="Arial Nova Cond" w:hAnsi="Arial Nova Cond" w:cs="Arial"/>
-                <w:color w:val="000000"/>
-                <w:kern w:val="0"/>
-                <w:sz w:val="20"/>
-                <w:szCs w:val="20"/>
-              </w:rPr>
-              <w:t>situacionsignificativa</w:t>
-            </w:r>
-            <w:r>
-              <w:rPr>
-                <w:rFonts w:ascii="Arial Nova Cond" w:hAnsi="Arial Nova Cond" w:cs="Arial"/>
-                <w:color w:val="000000"/>
-                <w:kern w:val="0"/>
-                <w:sz w:val="20"/>
-                <w:szCs w:val="20"/>
-              </w:rPr>
-              <w:t>0}}</w:t>
-            </w:r>
-          </w:p>
-        </w:tc>
-        <w:tc>
-          <w:tcPr>
-            <w:tcW w:w="1941" w:type="dxa"/>
-            <w:vAlign w:val="center"/>
-          </w:tcPr>
-          <w:p>
-            <w:pPr>
-              <w:autoSpaceDE w:val="0"/>
-              <w:autoSpaceDN w:val="0"/>
-              <w:adjustRightInd w:val="0"/>
-              <w:jc w:val="center"/>
-              <w:rPr>
-                <w:rFonts w:ascii="Arial Nova Cond" w:hAnsi="Arial Nova Cond" w:cs="Arial"/>
-                <w:color w:val="000000"/>
-                <w:kern w:val="0"/>
-                <w:sz w:val="20"/>
-                <w:szCs w:val="20"/>
-              </w:rPr>
-            </w:pPr>
-            <w:r>
-              <w:rPr>
-                <w:rFonts w:ascii="Arial Nova Cond" w:hAnsi="Arial Nova Cond" w:cs="Arial"/>
-                <w:color w:val="000000"/>
-                <w:kern w:val="0"/>
-                <w:sz w:val="20"/>
-                <w:szCs w:val="20"/>
-              </w:rPr>
-              <w:t>{{campotematico0}}</w:t>
+              <w:t>{{titulosituacionsignificativa0}}</w:t>
             </w:r>
           </w:p>
         </w:tc>
@@ -13318,37 +13141,6 @@
         </w:tc>
         <w:tc>
           <w:tcPr>
-            <w:tcW w:w="1941" w:type="dxa"/>
-            <w:vAlign w:val="center"/>
-          </w:tcPr>
-          <w:p>
-            <w:pPr>
-              <w:autoSpaceDE w:val="0"/>
-              <w:autoSpaceDN w:val="0"/>
-              <w:adjustRightInd w:val="0"/>
-              <w:jc w:val="center"/>
-              <w:rPr>
-                <w:rFonts w:ascii="Arial Nova Cond" w:hAnsi="Arial Nova Cond" w:cs="Arial"/>
-                <w:color w:val="000000"/>
-                <w:kern w:val="0"/>
-                <w:sz w:val="20"/>
-                <w:szCs w:val="20"/>
-              </w:rPr>
-            </w:pPr>
-            <w:r>
-              <w:rPr>
-                <w:rFonts w:ascii="Arial Nova Cond" w:hAnsi="Arial Nova Cond" w:cs="Arial"/>
-                <w:color w:val="000000"/>
-                <w:kern w:val="0"/>
-                <w:sz w:val="20"/>
-                <w:szCs w:val="20"/>
-              </w:rPr>
-              <w:t>{{campotematico1}}</w:t>
-            </w:r>
-          </w:p>
-        </w:tc>
-        <w:tc>
-          <w:tcPr>
             <w:tcW w:w="1533" w:type="dxa"/>
             <w:vAlign w:val="center"/>
           </w:tcPr>
@@ -13578,37 +13370,6 @@
         </w:tc>
         <w:tc>
           <w:tcPr>
-            <w:tcW w:w="1941" w:type="dxa"/>
-            <w:vAlign w:val="center"/>
-          </w:tcPr>
-          <w:p>
-            <w:pPr>
-              <w:autoSpaceDE w:val="0"/>
-              <w:autoSpaceDN w:val="0"/>
-              <w:adjustRightInd w:val="0"/>
-              <w:jc w:val="center"/>
-              <w:rPr>
-                <w:rFonts w:ascii="Arial Nova Cond" w:hAnsi="Arial Nova Cond" w:cs="Arial"/>
-                <w:color w:val="000000"/>
-                <w:kern w:val="0"/>
-                <w:sz w:val="20"/>
-                <w:szCs w:val="20"/>
-              </w:rPr>
-            </w:pPr>
-            <w:r>
-              <w:rPr>
-                <w:rFonts w:ascii="Arial Nova Cond" w:hAnsi="Arial Nova Cond" w:cs="Arial"/>
-                <w:color w:val="000000"/>
-                <w:kern w:val="0"/>
-                <w:sz w:val="20"/>
-                <w:szCs w:val="20"/>
-              </w:rPr>
-              <w:t>{{campotematico2}}</w:t>
-            </w:r>
-          </w:p>
-        </w:tc>
-        <w:tc>
-          <w:tcPr>
             <w:tcW w:w="1533" w:type="dxa"/>
             <w:vAlign w:val="center"/>
           </w:tcPr>
@@ -13850,37 +13611,6 @@
         </w:tc>
         <w:tc>
           <w:tcPr>
-            <w:tcW w:w="1941" w:type="dxa"/>
-            <w:vAlign w:val="center"/>
-          </w:tcPr>
-          <w:p>
-            <w:pPr>
-              <w:autoSpaceDE w:val="0"/>
-              <w:autoSpaceDN w:val="0"/>
-              <w:adjustRightInd w:val="0"/>
-              <w:jc w:val="center"/>
-              <w:rPr>
-                <w:rFonts w:ascii="Arial Nova Cond" w:hAnsi="Arial Nova Cond" w:cs="Arial"/>
-                <w:color w:val="000000"/>
-                <w:kern w:val="0"/>
-                <w:sz w:val="20"/>
-                <w:szCs w:val="20"/>
-              </w:rPr>
-            </w:pPr>
-            <w:r>
-              <w:rPr>
-                <w:rFonts w:ascii="Arial Nova Cond" w:hAnsi="Arial Nova Cond" w:cs="Arial"/>
-                <w:color w:val="000000"/>
-                <w:kern w:val="0"/>
-                <w:sz w:val="20"/>
-                <w:szCs w:val="20"/>
-              </w:rPr>
-              <w:t>{{campotematico3}}</w:t>
-            </w:r>
-          </w:p>
-        </w:tc>
-        <w:tc>
-          <w:tcPr>
             <w:tcW w:w="1533" w:type="dxa"/>
             <w:vAlign w:val="center"/>
           </w:tcPr>
@@ -14111,37 +13841,6 @@
         </w:tc>
         <w:tc>
           <w:tcPr>
-            <w:tcW w:w="1941" w:type="dxa"/>
-            <w:vAlign w:val="center"/>
-          </w:tcPr>
-          <w:p>
-            <w:pPr>
-              <w:autoSpaceDE w:val="0"/>
-              <w:autoSpaceDN w:val="0"/>
-              <w:adjustRightInd w:val="0"/>
-              <w:jc w:val="center"/>
-              <w:rPr>
-                <w:rFonts w:ascii="Arial Nova Cond" w:hAnsi="Arial Nova Cond" w:cs="Arial"/>
-                <w:color w:val="000000"/>
-                <w:kern w:val="0"/>
-                <w:sz w:val="20"/>
-                <w:szCs w:val="20"/>
-              </w:rPr>
-            </w:pPr>
-            <w:r>
-              <w:rPr>
-                <w:rFonts w:ascii="Arial Nova Cond" w:hAnsi="Arial Nova Cond" w:cs="Arial"/>
-                <w:color w:val="000000"/>
-                <w:kern w:val="0"/>
-                <w:sz w:val="20"/>
-                <w:szCs w:val="20"/>
-              </w:rPr>
-              <w:t>{{campotematico4}}</w:t>
-            </w:r>
-          </w:p>
-        </w:tc>
-        <w:tc>
-          <w:tcPr>
             <w:tcW w:w="1533" w:type="dxa"/>
             <w:vAlign w:val="center"/>
           </w:tcPr>
@@ -14384,37 +14083,6 @@
         </w:tc>
         <w:tc>
           <w:tcPr>
-            <w:tcW w:w="1941" w:type="dxa"/>
-            <w:vAlign w:val="center"/>
-          </w:tcPr>
-          <w:p>
-            <w:pPr>
-              <w:autoSpaceDE w:val="0"/>
-              <w:autoSpaceDN w:val="0"/>
-              <w:adjustRightInd w:val="0"/>
-              <w:jc w:val="center"/>
-              <w:rPr>
-                <w:rFonts w:ascii="Arial Nova Cond" w:hAnsi="Arial Nova Cond" w:cs="Arial"/>
-                <w:color w:val="000000"/>
-                <w:kern w:val="0"/>
-                <w:sz w:val="20"/>
-                <w:szCs w:val="20"/>
-              </w:rPr>
-            </w:pPr>
-            <w:r>
-              <w:rPr>
-                <w:rFonts w:ascii="Arial Nova Cond" w:hAnsi="Arial Nova Cond" w:cs="Arial"/>
-                <w:color w:val="000000"/>
-                <w:kern w:val="0"/>
-                <w:sz w:val="20"/>
-                <w:szCs w:val="20"/>
-              </w:rPr>
-              <w:t>{{campotematico5}}</w:t>
-            </w:r>
-          </w:p>
-        </w:tc>
-        <w:tc>
-          <w:tcPr>
             <w:tcW w:w="1533" w:type="dxa"/>
             <w:vAlign w:val="center"/>
           </w:tcPr>
@@ -14644,37 +14312,6 @@
         </w:tc>
         <w:tc>
           <w:tcPr>
-            <w:tcW w:w="1941" w:type="dxa"/>
-            <w:vAlign w:val="center"/>
-          </w:tcPr>
-          <w:p>
-            <w:pPr>
-              <w:autoSpaceDE w:val="0"/>
-              <w:autoSpaceDN w:val="0"/>
-              <w:adjustRightInd w:val="0"/>
-              <w:jc w:val="center"/>
-              <w:rPr>
-                <w:rFonts w:ascii="Arial Nova Cond" w:hAnsi="Arial Nova Cond" w:cs="Arial"/>
-                <w:color w:val="000000"/>
-                <w:kern w:val="0"/>
-                <w:sz w:val="20"/>
-                <w:szCs w:val="20"/>
-              </w:rPr>
-            </w:pPr>
-            <w:r>
-              <w:rPr>
-                <w:rFonts w:ascii="Arial Nova Cond" w:hAnsi="Arial Nova Cond" w:cs="Arial"/>
-                <w:color w:val="000000"/>
-                <w:kern w:val="0"/>
-                <w:sz w:val="20"/>
-                <w:szCs w:val="20"/>
-              </w:rPr>
-              <w:t>{{campotematico6}}</w:t>
-            </w:r>
-          </w:p>
-        </w:tc>
-        <w:tc>
-          <w:tcPr>
             <w:tcW w:w="1533" w:type="dxa"/>
             <w:vAlign w:val="center"/>
           </w:tcPr>
@@ -14923,37 +14560,6 @@
         </w:tc>
         <w:tc>
           <w:tcPr>
-            <w:tcW w:w="1941" w:type="dxa"/>
-            <w:vAlign w:val="center"/>
-          </w:tcPr>
-          <w:p>
-            <w:pPr>
-              <w:autoSpaceDE w:val="0"/>
-              <w:autoSpaceDN w:val="0"/>
-              <w:adjustRightInd w:val="0"/>
-              <w:jc w:val="center"/>
-              <w:rPr>
-                <w:rFonts w:ascii="Arial Nova Cond" w:hAnsi="Arial Nova Cond" w:cs="Arial"/>
-                <w:color w:val="000000"/>
-                <w:kern w:val="0"/>
-                <w:sz w:val="20"/>
-                <w:szCs w:val="20"/>
-              </w:rPr>
-            </w:pPr>
-            <w:r>
-              <w:rPr>
-                <w:rFonts w:ascii="Arial Nova Cond" w:hAnsi="Arial Nova Cond" w:cs="Arial"/>
-                <w:color w:val="000000"/>
-                <w:kern w:val="0"/>
-                <w:sz w:val="20"/>
-                <w:szCs w:val="20"/>
-              </w:rPr>
-              <w:t>{{campotematico7}}</w:t>
-            </w:r>
-          </w:p>
-        </w:tc>
-        <w:tc>
-          <w:tcPr>
             <w:tcW w:w="1533" w:type="dxa"/>
             <w:vAlign w:val="center"/>
           </w:tcPr>
@@ -15186,37 +14792,6 @@
                 <w:szCs w:val="20"/>
               </w:rPr>
               <w:t>{{titulosituacionsignificativa8}}</w:t>
-            </w:r>
-          </w:p>
-        </w:tc>
-        <w:tc>
-          <w:tcPr>
-            <w:tcW w:w="1941" w:type="dxa"/>
-            <w:vAlign w:val="center"/>
-          </w:tcPr>
-          <w:p>
-            <w:pPr>
-              <w:autoSpaceDE w:val="0"/>
-              <w:autoSpaceDN w:val="0"/>
-              <w:adjustRightInd w:val="0"/>
-              <w:jc w:val="center"/>
-              <w:rPr>
-                <w:rFonts w:ascii="Arial Nova Cond" w:hAnsi="Arial Nova Cond" w:cs="Arial"/>
-                <w:color w:val="000000"/>
-                <w:kern w:val="0"/>
-                <w:sz w:val="20"/>
-                <w:szCs w:val="20"/>
-              </w:rPr>
-            </w:pPr>
-            <w:r>
-              <w:rPr>
-                <w:rFonts w:ascii="Arial Nova Cond" w:hAnsi="Arial Nova Cond" w:cs="Arial"/>
-                <w:color w:val="000000"/>
-                <w:kern w:val="0"/>
-                <w:sz w:val="20"/>
-                <w:szCs w:val="20"/>
-              </w:rPr>
-              <w:t>{{campotematico8}}</w:t>
             </w:r>
           </w:p>
         </w:tc>
@@ -18715,27 +18290,7 @@
                 <w:sz w:val="18"/>
                 <w:szCs w:val="18"/>
               </w:rPr>
-              <w:t xml:space="preserve">onsiste en organizar y sistematizar la información del entorno virtual de manera ética y pertinente tomando en cuenta sus tipos y </w:t>
-            </w:r>
-            <w:proofErr w:type="gramStart"/>
-            <w:r>
-              <w:rPr>
-                <w:rFonts w:ascii="Arial Nova Cond" w:hAnsi="Arial Nova Cond"/>
-                <w:bCs/>
-                <w:sz w:val="18"/>
-                <w:szCs w:val="18"/>
-              </w:rPr>
-              <w:t>niveles</w:t>
-            </w:r>
-            <w:proofErr w:type="gramEnd"/>
-            <w:r>
-              <w:rPr>
-                <w:rFonts w:ascii="Arial Nova Cond" w:hAnsi="Arial Nova Cond"/>
-                <w:bCs/>
-                <w:sz w:val="18"/>
-                <w:szCs w:val="18"/>
-              </w:rPr>
-              <w:t xml:space="preserve"> así como la relevancia para sus actividades.</w:t>
+              <w:t>onsiste en organizar y sistematizar la información del entorno virtual de manera ética y pertinente tomando en cuenta sus tipos y niveles así como la relevancia para sus actividades.</w:t>
             </w:r>
             <w:r>
               <w:rPr>
@@ -28280,23 +27835,7 @@
                 <w:rFonts w:ascii="Arial Nova Cond" w:hAnsi="Arial Nova Cond" w:cs="Times New Roman"/>
                 <w:color w:val="000000" w:themeColor="text1"/>
               </w:rPr>
-              <w:t xml:space="preserve">Proyector multimedia, </w:t>
-            </w:r>
-            <w:proofErr w:type="spellStart"/>
-            <w:r>
-              <w:rPr>
-                <w:rFonts w:ascii="Arial Nova Cond" w:hAnsi="Arial Nova Cond" w:cs="Times New Roman"/>
-                <w:color w:val="000000" w:themeColor="text1"/>
-              </w:rPr>
-              <w:t>ecran</w:t>
-            </w:r>
-            <w:proofErr w:type="spellEnd"/>
-            <w:r>
-              <w:rPr>
-                <w:rFonts w:ascii="Arial Nova Cond" w:hAnsi="Arial Nova Cond" w:cs="Times New Roman"/>
-                <w:color w:val="000000" w:themeColor="text1"/>
-              </w:rPr>
-              <w:t xml:space="preserve">, parlantes. </w:t>
+              <w:t xml:space="preserve">Proyector multimedia, ecran, parlantes. </w:t>
             </w:r>
           </w:p>
           <w:p>
@@ -29119,7 +28658,6 @@
                 <w14:ligatures w14:val="none"/>
               </w:rPr>
             </w:pPr>
-            <w:proofErr w:type="spellStart"/>
             <w:r>
               <w:rPr>
                 <w:rFonts w:ascii="Arial Nova Cond Light" w:eastAsia="Calibri" w:hAnsi="Arial Nova Cond Light" w:cs="Calibri Light"/>
@@ -29128,7 +28666,6 @@
               </w:rPr>
               <w:t>Xxxxxx</w:t>
             </w:r>
-            <w:proofErr w:type="spellEnd"/>
           </w:p>
           <w:p>
             <w:pPr>
@@ -29145,7 +28682,6 @@
                 <w14:ligatures w14:val="none"/>
               </w:rPr>
             </w:pPr>
-            <w:proofErr w:type="spellStart"/>
             <w:r>
               <w:rPr>
                 <w:rFonts w:ascii="Arial Nova Cond Light" w:eastAsia="Calibri" w:hAnsi="Arial Nova Cond Light" w:cs="Calibri Light"/>
@@ -29154,7 +28690,6 @@
               </w:rPr>
               <w:t>xxxxxxx</w:t>
             </w:r>
-            <w:proofErr w:type="spellEnd"/>
           </w:p>
           <w:p>
             <w:pPr>
@@ -29217,25 +28752,7 @@
                 <w:kern w:val="0"/>
                 <w14:ligatures w14:val="none"/>
               </w:rPr>
-              <w:t xml:space="preserve">Minedu (2016). Programa curricular de educación secundaria. Resolución Ministerial </w:t>
-            </w:r>
-            <w:proofErr w:type="spellStart"/>
-            <w:r>
-              <w:rPr>
-                <w:rFonts w:ascii="Arial Nova Cond Light" w:eastAsia="Calibri" w:hAnsi="Arial Nova Cond Light" w:cs="Calibri Light"/>
-                <w:kern w:val="0"/>
-                <w14:ligatures w14:val="none"/>
-              </w:rPr>
-              <w:t>N.°</w:t>
-            </w:r>
-            <w:proofErr w:type="spellEnd"/>
-            <w:r>
-              <w:rPr>
-                <w:rFonts w:ascii="Arial Nova Cond Light" w:eastAsia="Calibri" w:hAnsi="Arial Nova Cond Light" w:cs="Calibri Light"/>
-                <w:kern w:val="0"/>
-                <w14:ligatures w14:val="none"/>
-              </w:rPr>
-              <w:t xml:space="preserve"> 649-2016-Minedu. </w:t>
+              <w:t xml:space="preserve">Minedu (2016). Programa curricular de educación secundaria. Resolución Ministerial N.° 649-2016-Minedu. </w:t>
             </w:r>
           </w:p>
           <w:p>
@@ -29259,25 +28776,7 @@
                 <w:kern w:val="0"/>
                 <w14:ligatures w14:val="none"/>
               </w:rPr>
-              <w:t xml:space="preserve">Minedu (2016). Currículo Nacional de la educación básica. Resolución Ministerial </w:t>
-            </w:r>
-            <w:proofErr w:type="spellStart"/>
-            <w:r>
-              <w:rPr>
-                <w:rFonts w:ascii="Arial Nova Cond Light" w:eastAsia="Calibri" w:hAnsi="Arial Nova Cond Light" w:cs="Calibri Light"/>
-                <w:kern w:val="0"/>
-                <w14:ligatures w14:val="none"/>
-              </w:rPr>
-              <w:t>N.°</w:t>
-            </w:r>
-            <w:proofErr w:type="spellEnd"/>
-            <w:r>
-              <w:rPr>
-                <w:rFonts w:ascii="Arial Nova Cond Light" w:eastAsia="Calibri" w:hAnsi="Arial Nova Cond Light" w:cs="Calibri Light"/>
-                <w:kern w:val="0"/>
-                <w14:ligatures w14:val="none"/>
-              </w:rPr>
-              <w:t xml:space="preserve"> 281-2016-Minedu y su modificatoria. </w:t>
+              <w:t xml:space="preserve">Minedu (2016). Currículo Nacional de la educación básica. Resolución Ministerial N.° 281-2016-Minedu y su modificatoria. </w:t>
             </w:r>
           </w:p>
           <w:p>
@@ -29325,25 +28824,7 @@
                 <w:kern w:val="0"/>
                 <w14:ligatures w14:val="none"/>
               </w:rPr>
-              <w:t xml:space="preserve">Minedu (2020). Resolución ministerial </w:t>
-            </w:r>
-            <w:proofErr w:type="spellStart"/>
-            <w:r>
-              <w:rPr>
-                <w:rFonts w:ascii="Arial Nova Cond Light" w:eastAsia="Calibri" w:hAnsi="Arial Nova Cond Light" w:cs="Calibri Light"/>
-                <w:kern w:val="0"/>
-                <w14:ligatures w14:val="none"/>
-              </w:rPr>
-              <w:t>N°</w:t>
-            </w:r>
-            <w:proofErr w:type="spellEnd"/>
-            <w:r>
-              <w:rPr>
-                <w:rFonts w:ascii="Arial Nova Cond Light" w:eastAsia="Calibri" w:hAnsi="Arial Nova Cond Light" w:cs="Calibri Light"/>
-                <w:kern w:val="0"/>
-                <w14:ligatures w14:val="none"/>
-              </w:rPr>
-              <w:t xml:space="preserve"> 094-2020-MINEDU   </w:t>
+              <w:t xml:space="preserve">Minedu (2020). Resolución ministerial N° 094-2020-MINEDU   </w:t>
             </w:r>
           </w:p>
         </w:tc>

--- a/templates/1-PLANIFICACIÓN CURRICULAR ANUAL.docx
+++ b/templates/1-PLANIFICACIÓN CURRICULAR ANUAL.docx
@@ -21,10 +21,10 @@
         <mc:AlternateContent>
           <mc:Choice Requires="wpg">
             <w:drawing>
-              <wp:anchor distT="0" distB="0" distL="114300" distR="114300" simplePos="0" relativeHeight="251661312" behindDoc="0" locked="0" layoutInCell="1" allowOverlap="1" wp14:anchorId="54D4D559" wp14:editId="614AA7F6">
+              <wp:anchor distT="0" distB="0" distL="114300" distR="114300" simplePos="0" relativeHeight="251661312" behindDoc="0" locked="0" layoutInCell="1" allowOverlap="1" wp14:anchorId="54D4D559" wp14:editId="34CB1AED">
                 <wp:simplePos x="0" y="0"/>
                 <wp:positionH relativeFrom="margin">
-                  <wp:posOffset>-274679</wp:posOffset>
+                  <wp:posOffset>-271145</wp:posOffset>
                 </wp:positionH>
                 <wp:positionV relativeFrom="paragraph">
                   <wp:posOffset>19050</wp:posOffset>
@@ -203,7 +203,7 @@
                         <wps:spPr>
                           <a:xfrm>
                             <a:off x="2395803" y="104775"/>
-                            <a:ext cx="4399977" cy="361950"/>
+                            <a:ext cx="4435970" cy="361950"/>
                           </a:xfrm>
                           <a:prstGeom prst="rect">
                             <a:avLst/>
@@ -257,7 +257,7 @@
                                   <w:sz w:val="32"/>
                                   <w:szCs w:val="32"/>
                                 </w:rPr>
-                                <w:t>PLANIFICACIÓN CURRICULAR ANUAL 202</w:t>
+                                <w:t xml:space="preserve">PLANIFICACIÓN CURRICULAR ANUAL </w:t>
                               </w:r>
                               <w:r>
                                 <w:rPr>
@@ -268,7 +268,31 @@
                                   <w:sz w:val="32"/>
                                   <w:szCs w:val="32"/>
                                 </w:rPr>
-                                <w:t>6</w:t>
+                                <w:t>{{</w:t>
+                              </w:r>
+                              <w:proofErr w:type="spellStart"/>
+                              <w:r>
+                                <w:rPr>
+                                  <w:rFonts w:ascii="Aptos ExtraBold" w:hAnsi="Aptos ExtraBold" w:cs="Times New Roman"/>
+                                  <w:b/>
+                                  <w:bCs/>
+                                  <w:color w:val="FFFFFF" w:themeColor="background1"/>
+                                  <w:sz w:val="32"/>
+                                  <w:szCs w:val="32"/>
+                                </w:rPr>
+                                <w:t>anio</w:t>
+                              </w:r>
+                              <w:proofErr w:type="spellEnd"/>
+                              <w:r>
+                                <w:rPr>
+                                  <w:rFonts w:ascii="Aptos ExtraBold" w:hAnsi="Aptos ExtraBold" w:cs="Times New Roman"/>
+                                  <w:b/>
+                                  <w:bCs/>
+                                  <w:color w:val="FFFFFF" w:themeColor="background1"/>
+                                  <w:sz w:val="32"/>
+                                  <w:szCs w:val="32"/>
+                                </w:rPr>
+                                <w:t>}}</w:t>
                               </w:r>
                             </w:p>
                           </w:txbxContent>
@@ -294,7 +318,7 @@
           </mc:Choice>
           <mc:Fallback>
             <w:pict>
-              <v:group w14:anchorId="54D4D559" id="Grupo 2" o:spid="_x0000_s1026" style="position:absolute;margin-left:-21.65pt;margin-top:1.5pt;width:744.15pt;height:62.25pt;z-index:251661312;mso-position-horizontal-relative:margin;mso-width-relative:margin;mso-height-relative:margin" coordorigin="-475,1047" coordsize="93630,7905" o:gfxdata="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">
+              <v:group w14:anchorId="54D4D559" id="Grupo 2" o:spid="_x0000_s1026" style="position:absolute;margin-left:-21.35pt;margin-top:1.5pt;width:744.15pt;height:62.25pt;z-index:251661312;mso-position-horizontal-relative:margin;mso-width-relative:margin;mso-height-relative:margin" coordorigin="-475,1047" coordsize="93630,7905" o:gfxdata="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">
                 <v:rect id="Rectángulo 1" o:spid="_x0000_s1027" style="position:absolute;left:-475;top:2952;width:93630;height:6001;visibility:visible;mso-wrap-style:square;v-text-anchor:middle" o:gfxdata="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" fillcolor="white [3212]" strokecolor="#47d459 [1942]" strokeweight="2.25pt">
                   <v:textbox>
                     <w:txbxContent>
@@ -402,7 +426,7 @@
                     </w:txbxContent>
                   </v:textbox>
                 </v:rect>
-                <v:rect id="Rectángulo 1" o:spid="_x0000_s1028" style="position:absolute;left:23958;top:1047;width:43999;height:3620;visibility:visible;mso-wrap-style:square;v-text-anchor:middle" o:gfxdata="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" fillcolor="#0c0" strokecolor="#47d459 [1942]" strokeweight="2.25pt">
+                <v:rect id="Rectángulo 1" o:spid="_x0000_s1028" style="position:absolute;left:23958;top:1047;width:44359;height:3620;visibility:visible;mso-wrap-style:square;v-text-anchor:middle" o:gfxdata="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" fillcolor="#0c0" strokecolor="#47d459 [1942]" strokeweight="2.25pt">
                   <v:textbox>
                     <w:txbxContent>
                       <w:p>
@@ -424,7 +448,7 @@
                             <w:sz w:val="32"/>
                             <w:szCs w:val="32"/>
                           </w:rPr>
-                          <w:t>PLANIFICACIÓN CURRICULAR ANUAL 202</w:t>
+                          <w:t xml:space="preserve">PLANIFICACIÓN CURRICULAR ANUAL </w:t>
                         </w:r>
                         <w:r>
                           <w:rPr>
@@ -435,7 +459,31 @@
                             <w:sz w:val="32"/>
                             <w:szCs w:val="32"/>
                           </w:rPr>
-                          <w:t>6</w:t>
+                          <w:t>{{</w:t>
+                        </w:r>
+                        <w:proofErr w:type="spellStart"/>
+                        <w:r>
+                          <w:rPr>
+                            <w:rFonts w:ascii="Aptos ExtraBold" w:hAnsi="Aptos ExtraBold" w:cs="Times New Roman"/>
+                            <w:b/>
+                            <w:bCs/>
+                            <w:color w:val="FFFFFF" w:themeColor="background1"/>
+                            <w:sz w:val="32"/>
+                            <w:szCs w:val="32"/>
+                          </w:rPr>
+                          <w:t>anio</w:t>
+                        </w:r>
+                        <w:proofErr w:type="spellEnd"/>
+                        <w:r>
+                          <w:rPr>
+                            <w:rFonts w:ascii="Aptos ExtraBold" w:hAnsi="Aptos ExtraBold" w:cs="Times New Roman"/>
+                            <w:b/>
+                            <w:bCs/>
+                            <w:color w:val="FFFFFF" w:themeColor="background1"/>
+                            <w:sz w:val="32"/>
+                            <w:szCs w:val="32"/>
+                          </w:rPr>
+                          <w:t>}}</w:t>
                         </w:r>
                       </w:p>
                     </w:txbxContent>
@@ -614,6 +662,7 @@
               </w:rPr>
               <w:t>{{</w:t>
             </w:r>
+            <w:proofErr w:type="spellStart"/>
             <w:r>
               <w:rPr>
                 <w:rFonts w:ascii="Arial Nova Cond" w:hAnsi="Arial Nova Cond" w:cs="Times New Roman"/>
@@ -622,6 +671,7 @@
               </w:rPr>
               <w:t>dre</w:t>
             </w:r>
+            <w:proofErr w:type="spellEnd"/>
             <w:r>
               <w:rPr>
                 <w:rFonts w:ascii="Arial Nova Cond" w:hAnsi="Arial Nova Cond" w:cs="Times New Roman"/>
@@ -693,6 +743,7 @@
               </w:rPr>
               <w:t>{{</w:t>
             </w:r>
+            <w:proofErr w:type="spellStart"/>
             <w:r>
               <w:rPr>
                 <w:rFonts w:ascii="Arial Nova Cond" w:hAnsi="Arial Nova Cond" w:cs="Times New Roman"/>
@@ -701,6 +752,7 @@
               </w:rPr>
               <w:t>area</w:t>
             </w:r>
+            <w:proofErr w:type="spellEnd"/>
             <w:r>
               <w:rPr>
                 <w:rFonts w:ascii="Arial Nova Cond" w:hAnsi="Arial Nova Cond" w:cs="Times New Roman"/>
@@ -830,6 +882,7 @@
               </w:rPr>
               <w:t>{{</w:t>
             </w:r>
+            <w:proofErr w:type="spellStart"/>
             <w:r>
               <w:rPr>
                 <w:rFonts w:ascii="Arial Nova Cond" w:hAnsi="Arial Nova Cond" w:cs="Times New Roman"/>
@@ -838,6 +891,7 @@
               </w:rPr>
               <w:t>ugel</w:t>
             </w:r>
+            <w:proofErr w:type="spellEnd"/>
             <w:r>
               <w:rPr>
                 <w:rFonts w:ascii="Arial Nova Cond" w:hAnsi="Arial Nova Cond" w:cs="Times New Roman"/>
@@ -869,6 +923,7 @@
               </w:rPr>
               <w:t>{{</w:t>
             </w:r>
+            <w:proofErr w:type="spellStart"/>
             <w:r>
               <w:rPr>
                 <w:rFonts w:ascii="Arial Nova Cond" w:hAnsi="Arial Nova Cond" w:cs="Times New Roman"/>
@@ -877,6 +932,7 @@
               </w:rPr>
               <w:t>cordinador</w:t>
             </w:r>
+            <w:proofErr w:type="spellEnd"/>
             <w:r>
               <w:rPr>
                 <w:rFonts w:ascii="Arial Nova Cond" w:hAnsi="Arial Nova Cond" w:cs="Times New Roman"/>
@@ -1050,6 +1106,7 @@
               </w:rPr>
               <w:t>{{</w:t>
             </w:r>
+            <w:proofErr w:type="spellStart"/>
             <w:r>
               <w:rPr>
                 <w:rFonts w:ascii="Arial Nova Cond" w:hAnsi="Arial Nova Cond" w:cs="Times New Roman"/>
@@ -1058,6 +1115,7 @@
               </w:rPr>
               <w:t>institucioneducativa</w:t>
             </w:r>
+            <w:proofErr w:type="spellEnd"/>
             <w:r>
               <w:rPr>
                 <w:rFonts w:ascii="Arial Nova Cond" w:hAnsi="Arial Nova Cond" w:cs="Times New Roman"/>
@@ -1589,7 +1647,23 @@
                 <w:rFonts w:ascii="Arial Nova Cond" w:hAnsi="Arial Nova Cond" w:cs="Times New Roman"/>
                 <w:color w:val="000000" w:themeColor="text1"/>
               </w:rPr>
-              <w:t>Enfatiza lo sociocultural porque estos usos y prácticas del lenguaje se sitúan en contextos sociales y culturales específicos. Los lenguajes orales y escritos adoptan características propias en cada uno de esos contextos y generan identidades individuales y colectivas. Por ello, se debe tomar en cuenta cómo se usa el lenguaje en las diversas culturas según su momento histórico y sus características socioculturales, sobre todo en un país como el nuestro donde se hablan 47 lenguas originarias, además del castellano.</w:t>
+              <w:t xml:space="preserve">Enfatiza lo sociocultural porque estos usos y prácticas del lenguaje se sitúan en contextos sociales y culturales específicos. Los lenguajes orales y escritos adoptan características propias en cada uno de esos contextos y generan identidades individuales y colectivas. Por ello, se debe tomar en cuenta cómo se usa el lenguaje en las diversas culturas según su momento histórico y sus características socioculturales, sobre todo en un país como el nuestro </w:t>
+            </w:r>
+            <w:proofErr w:type="gramStart"/>
+            <w:r>
+              <w:rPr>
+                <w:rFonts w:ascii="Arial Nova Cond" w:hAnsi="Arial Nova Cond" w:cs="Times New Roman"/>
+                <w:color w:val="000000" w:themeColor="text1"/>
+              </w:rPr>
+              <w:t>donde</w:t>
+            </w:r>
+            <w:proofErr w:type="gramEnd"/>
+            <w:r>
+              <w:rPr>
+                <w:rFonts w:ascii="Arial Nova Cond" w:hAnsi="Arial Nova Cond" w:cs="Times New Roman"/>
+                <w:color w:val="000000" w:themeColor="text1"/>
+              </w:rPr>
+              <w:t xml:space="preserve"> se hablan 47 lenguas originarias, además del castellano.</w:t>
             </w:r>
           </w:p>
           <w:p>
@@ -6367,14 +6441,25 @@
                 <w:color w:val="000000" w:themeColor="text1"/>
               </w:rPr>
             </w:pPr>
-            <w:r>
-              <w:rPr>
-                <w:rFonts w:ascii="Arial Nova Cond" w:hAnsi="Arial Nova Cond" w:cs="Times New Roman"/>
-                <w:b/>
-                <w:bCs/>
-                <w:color w:val="000000" w:themeColor="text1"/>
-              </w:rPr>
-              <w:t>N° DE SEMANAS LECTIVAS</w:t>
+            <w:proofErr w:type="spellStart"/>
+            <w:r>
+              <w:rPr>
+                <w:rFonts w:ascii="Arial Nova Cond" w:hAnsi="Arial Nova Cond" w:cs="Times New Roman"/>
+                <w:b/>
+                <w:bCs/>
+                <w:color w:val="000000" w:themeColor="text1"/>
+              </w:rPr>
+              <w:t>N°</w:t>
+            </w:r>
+            <w:proofErr w:type="spellEnd"/>
+            <w:r>
+              <w:rPr>
+                <w:rFonts w:ascii="Arial Nova Cond" w:hAnsi="Arial Nova Cond" w:cs="Times New Roman"/>
+                <w:b/>
+                <w:bCs/>
+                <w:color w:val="000000" w:themeColor="text1"/>
+              </w:rPr>
+              <w:t xml:space="preserve"> DE SEMANAS LECTIVAS</w:t>
             </w:r>
           </w:p>
         </w:tc>
@@ -6396,14 +6481,25 @@
                 <w:color w:val="000000" w:themeColor="text1"/>
               </w:rPr>
             </w:pPr>
-            <w:r>
-              <w:rPr>
-                <w:rFonts w:ascii="Arial Nova Cond" w:hAnsi="Arial Nova Cond" w:cs="Times New Roman"/>
-                <w:b/>
-                <w:bCs/>
-                <w:color w:val="000000" w:themeColor="text1"/>
-              </w:rPr>
-              <w:t>N° UNIDADES</w:t>
+            <w:proofErr w:type="spellStart"/>
+            <w:r>
+              <w:rPr>
+                <w:rFonts w:ascii="Arial Nova Cond" w:hAnsi="Arial Nova Cond" w:cs="Times New Roman"/>
+                <w:b/>
+                <w:bCs/>
+                <w:color w:val="000000" w:themeColor="text1"/>
+              </w:rPr>
+              <w:t>N°</w:t>
+            </w:r>
+            <w:proofErr w:type="spellEnd"/>
+            <w:r>
+              <w:rPr>
+                <w:rFonts w:ascii="Arial Nova Cond" w:hAnsi="Arial Nova Cond" w:cs="Times New Roman"/>
+                <w:b/>
+                <w:bCs/>
+                <w:color w:val="000000" w:themeColor="text1"/>
+              </w:rPr>
+              <w:t xml:space="preserve"> UNIDADES</w:t>
             </w:r>
           </w:p>
         </w:tc>
@@ -18290,7 +18386,27 @@
                 <w:sz w:val="18"/>
                 <w:szCs w:val="18"/>
               </w:rPr>
-              <w:t>onsiste en organizar y sistematizar la información del entorno virtual de manera ética y pertinente tomando en cuenta sus tipos y niveles así como la relevancia para sus actividades.</w:t>
+              <w:t xml:space="preserve">onsiste en organizar y sistematizar la información del entorno virtual de manera ética y pertinente tomando en cuenta sus tipos y </w:t>
+            </w:r>
+            <w:proofErr w:type="gramStart"/>
+            <w:r>
+              <w:rPr>
+                <w:rFonts w:ascii="Arial Nova Cond" w:hAnsi="Arial Nova Cond"/>
+                <w:bCs/>
+                <w:sz w:val="18"/>
+                <w:szCs w:val="18"/>
+              </w:rPr>
+              <w:t>niveles</w:t>
+            </w:r>
+            <w:proofErr w:type="gramEnd"/>
+            <w:r>
+              <w:rPr>
+                <w:rFonts w:ascii="Arial Nova Cond" w:hAnsi="Arial Nova Cond"/>
+                <w:bCs/>
+                <w:sz w:val="18"/>
+                <w:szCs w:val="18"/>
+              </w:rPr>
+              <w:t xml:space="preserve"> así como la relevancia para sus actividades.</w:t>
             </w:r>
             <w:r>
               <w:rPr>
@@ -27835,7 +27951,23 @@
                 <w:rFonts w:ascii="Arial Nova Cond" w:hAnsi="Arial Nova Cond" w:cs="Times New Roman"/>
                 <w:color w:val="000000" w:themeColor="text1"/>
               </w:rPr>
-              <w:t xml:space="preserve">Proyector multimedia, ecran, parlantes. </w:t>
+              <w:t xml:space="preserve">Proyector multimedia, </w:t>
+            </w:r>
+            <w:proofErr w:type="spellStart"/>
+            <w:r>
+              <w:rPr>
+                <w:rFonts w:ascii="Arial Nova Cond" w:hAnsi="Arial Nova Cond" w:cs="Times New Roman"/>
+                <w:color w:val="000000" w:themeColor="text1"/>
+              </w:rPr>
+              <w:t>ecran</w:t>
+            </w:r>
+            <w:proofErr w:type="spellEnd"/>
+            <w:r>
+              <w:rPr>
+                <w:rFonts w:ascii="Arial Nova Cond" w:hAnsi="Arial Nova Cond" w:cs="Times New Roman"/>
+                <w:color w:val="000000" w:themeColor="text1"/>
+              </w:rPr>
+              <w:t xml:space="preserve">, parlantes. </w:t>
             </w:r>
           </w:p>
           <w:p>
@@ -28658,6 +28790,7 @@
                 <w14:ligatures w14:val="none"/>
               </w:rPr>
             </w:pPr>
+            <w:proofErr w:type="spellStart"/>
             <w:r>
               <w:rPr>
                 <w:rFonts w:ascii="Arial Nova Cond Light" w:eastAsia="Calibri" w:hAnsi="Arial Nova Cond Light" w:cs="Calibri Light"/>
@@ -28666,6 +28799,7 @@
               </w:rPr>
               <w:t>Xxxxxx</w:t>
             </w:r>
+            <w:proofErr w:type="spellEnd"/>
           </w:p>
           <w:p>
             <w:pPr>
@@ -28682,6 +28816,7 @@
                 <w14:ligatures w14:val="none"/>
               </w:rPr>
             </w:pPr>
+            <w:proofErr w:type="spellStart"/>
             <w:r>
               <w:rPr>
                 <w:rFonts w:ascii="Arial Nova Cond Light" w:eastAsia="Calibri" w:hAnsi="Arial Nova Cond Light" w:cs="Calibri Light"/>
@@ -28690,6 +28825,7 @@
               </w:rPr>
               <w:t>xxxxxxx</w:t>
             </w:r>
+            <w:proofErr w:type="spellEnd"/>
           </w:p>
           <w:p>
             <w:pPr>
@@ -28752,7 +28888,25 @@
                 <w:kern w:val="0"/>
                 <w14:ligatures w14:val="none"/>
               </w:rPr>
-              <w:t xml:space="preserve">Minedu (2016). Programa curricular de educación secundaria. Resolución Ministerial N.° 649-2016-Minedu. </w:t>
+              <w:t xml:space="preserve">Minedu (2016). Programa curricular de educación secundaria. Resolución Ministerial </w:t>
+            </w:r>
+            <w:proofErr w:type="spellStart"/>
+            <w:r>
+              <w:rPr>
+                <w:rFonts w:ascii="Arial Nova Cond Light" w:eastAsia="Calibri" w:hAnsi="Arial Nova Cond Light" w:cs="Calibri Light"/>
+                <w:kern w:val="0"/>
+                <w14:ligatures w14:val="none"/>
+              </w:rPr>
+              <w:t>N.°</w:t>
+            </w:r>
+            <w:proofErr w:type="spellEnd"/>
+            <w:r>
+              <w:rPr>
+                <w:rFonts w:ascii="Arial Nova Cond Light" w:eastAsia="Calibri" w:hAnsi="Arial Nova Cond Light" w:cs="Calibri Light"/>
+                <w:kern w:val="0"/>
+                <w14:ligatures w14:val="none"/>
+              </w:rPr>
+              <w:t xml:space="preserve"> 649-2016-Minedu. </w:t>
             </w:r>
           </w:p>
           <w:p>
@@ -28776,7 +28930,25 @@
                 <w:kern w:val="0"/>
                 <w14:ligatures w14:val="none"/>
               </w:rPr>
-              <w:t xml:space="preserve">Minedu (2016). Currículo Nacional de la educación básica. Resolución Ministerial N.° 281-2016-Minedu y su modificatoria. </w:t>
+              <w:t xml:space="preserve">Minedu (2016). Currículo Nacional de la educación básica. Resolución Ministerial </w:t>
+            </w:r>
+            <w:proofErr w:type="spellStart"/>
+            <w:r>
+              <w:rPr>
+                <w:rFonts w:ascii="Arial Nova Cond Light" w:eastAsia="Calibri" w:hAnsi="Arial Nova Cond Light" w:cs="Calibri Light"/>
+                <w:kern w:val="0"/>
+                <w14:ligatures w14:val="none"/>
+              </w:rPr>
+              <w:t>N.°</w:t>
+            </w:r>
+            <w:proofErr w:type="spellEnd"/>
+            <w:r>
+              <w:rPr>
+                <w:rFonts w:ascii="Arial Nova Cond Light" w:eastAsia="Calibri" w:hAnsi="Arial Nova Cond Light" w:cs="Calibri Light"/>
+                <w:kern w:val="0"/>
+                <w14:ligatures w14:val="none"/>
+              </w:rPr>
+              <w:t xml:space="preserve"> 281-2016-Minedu y su modificatoria. </w:t>
             </w:r>
           </w:p>
           <w:p>
@@ -28824,7 +28996,25 @@
                 <w:kern w:val="0"/>
                 <w14:ligatures w14:val="none"/>
               </w:rPr>
-              <w:t xml:space="preserve">Minedu (2020). Resolución ministerial N° 094-2020-MINEDU   </w:t>
+              <w:t xml:space="preserve">Minedu (2020). Resolución ministerial </w:t>
+            </w:r>
+            <w:proofErr w:type="spellStart"/>
+            <w:r>
+              <w:rPr>
+                <w:rFonts w:ascii="Arial Nova Cond Light" w:eastAsia="Calibri" w:hAnsi="Arial Nova Cond Light" w:cs="Calibri Light"/>
+                <w:kern w:val="0"/>
+                <w14:ligatures w14:val="none"/>
+              </w:rPr>
+              <w:t>N°</w:t>
+            </w:r>
+            <w:proofErr w:type="spellEnd"/>
+            <w:r>
+              <w:rPr>
+                <w:rFonts w:ascii="Arial Nova Cond Light" w:eastAsia="Calibri" w:hAnsi="Arial Nova Cond Light" w:cs="Calibri Light"/>
+                <w:kern w:val="0"/>
+                <w14:ligatures w14:val="none"/>
+              </w:rPr>
+              <w:t xml:space="preserve"> 094-2020-MINEDU   </w:t>
             </w:r>
           </w:p>
         </w:tc>
